--- a/Lab 8/Lab8_Worklog_Week8.docx
+++ b/Lab 8/Lab8_Worklog_Week8.docx
@@ -264,7 +264,6 @@
       <w:tblPr>
         <w:tblStyle w:val="TableGrid"/>
         <w:tblW w:type="dxa" w:w="8965"/>
-        <w:tblLook w:firstColumn="1" w:firstRow="1" w:lastColumn="0" w:lastRow="0" w:noHBand="0" w:noVBand="1" w:val="04A0"/>
         <w:tblBorders>
           <w:top w:val="single" w:sz="4" w:space="0" w:color="808080"/>
           <w:left w:val="single" w:sz="4" w:space="0" w:color="808080"/>
@@ -274,6 +273,7 @@
           <w:insideV w:val="single" w:sz="4" w:space="0" w:color="808080"/>
         </w:tblBorders>
         <w:tblLayout w:type="fixed"/>
+        <w:tblLook w:firstColumn="1" w:firstRow="1" w:lastColumn="0" w:lastRow="0" w:noHBand="0" w:noVBand="1" w:val="04A0"/>
       </w:tblPr>
       <w:tblGrid>
         <w:gridCol w:w="520"/>
@@ -3252,7 +3252,6 @@
       <w:tblPr>
         <w:tblStyle w:val="TableGrid"/>
         <w:tblW w:type="dxa" w:w="8965"/>
-        <w:tblLook w:firstColumn="1" w:firstRow="1" w:lastColumn="0" w:lastRow="0" w:noHBand="0" w:noVBand="1" w:val="04A0"/>
         <w:tblBorders>
           <w:top w:val="dashed" w:sz="8" w:space="0" w:color="BF8F00"/>
           <w:left w:val="dashed" w:sz="8" w:space="0" w:color="BF8F00"/>
@@ -3262,6 +3261,7 @@
           <w:insideV w:val="dashed" w:sz="8" w:space="0" w:color="BF8F00"/>
         </w:tblBorders>
         <w:tblLayout w:type="fixed"/>
+        <w:tblLook w:firstColumn="1" w:firstRow="1" w:lastColumn="0" w:lastRow="0" w:noHBand="0" w:noVBand="1" w:val="04A0"/>
       </w:tblPr>
       <w:tblGrid>
         <w:gridCol w:w="8965"/>
@@ -3385,7 +3385,6 @@
       <w:tblPr>
         <w:tblStyle w:val="TableGrid"/>
         <w:tblW w:type="dxa" w:w="8965"/>
-        <w:tblLook w:firstColumn="1" w:firstRow="1" w:lastColumn="0" w:lastRow="0" w:noHBand="0" w:noVBand="1" w:val="04A0"/>
         <w:tblBorders>
           <w:top w:val="dashed" w:sz="8" w:space="0" w:color="BF8F00"/>
           <w:left w:val="dashed" w:sz="8" w:space="0" w:color="BF8F00"/>
@@ -3395,6 +3394,7 @@
           <w:insideV w:val="dashed" w:sz="8" w:space="0" w:color="BF8F00"/>
         </w:tblBorders>
         <w:tblLayout w:type="fixed"/>
+        <w:tblLook w:firstColumn="1" w:firstRow="1" w:lastColumn="0" w:lastRow="0" w:noHBand="0" w:noVBand="1" w:val="04A0"/>
       </w:tblPr>
       <w:tblGrid>
         <w:gridCol w:w="8965"/>
@@ -3518,7 +3518,6 @@
       <w:tblPr>
         <w:tblStyle w:val="TableGrid"/>
         <w:tblW w:type="dxa" w:w="8965"/>
-        <w:tblLook w:firstColumn="1" w:firstRow="1" w:lastColumn="0" w:lastRow="0" w:noHBand="0" w:noVBand="1" w:val="04A0"/>
         <w:tblBorders>
           <w:top w:val="dashed" w:sz="8" w:space="0" w:color="BF8F00"/>
           <w:left w:val="dashed" w:sz="8" w:space="0" w:color="BF8F00"/>
@@ -3528,6 +3527,7 @@
           <w:insideV w:val="dashed" w:sz="8" w:space="0" w:color="BF8F00"/>
         </w:tblBorders>
         <w:tblLayout w:type="fixed"/>
+        <w:tblLook w:firstColumn="1" w:firstRow="1" w:lastColumn="0" w:lastRow="0" w:noHBand="0" w:noVBand="1" w:val="04A0"/>
       </w:tblPr>
       <w:tblGrid>
         <w:gridCol w:w="8965"/>
@@ -3651,7 +3651,6 @@
       <w:tblPr>
         <w:tblStyle w:val="TableGrid"/>
         <w:tblW w:type="dxa" w:w="8965"/>
-        <w:tblLook w:firstColumn="1" w:firstRow="1" w:lastColumn="0" w:lastRow="0" w:noHBand="0" w:noVBand="1" w:val="04A0"/>
         <w:tblBorders>
           <w:top w:val="dashed" w:sz="8" w:space="0" w:color="BF8F00"/>
           <w:left w:val="dashed" w:sz="8" w:space="0" w:color="BF8F00"/>
@@ -3661,6 +3660,7 @@
           <w:insideV w:val="dashed" w:sz="8" w:space="0" w:color="BF8F00"/>
         </w:tblBorders>
         <w:tblLayout w:type="fixed"/>
+        <w:tblLook w:firstColumn="1" w:firstRow="1" w:lastColumn="0" w:lastRow="0" w:noHBand="0" w:noVBand="1" w:val="04A0"/>
       </w:tblPr>
       <w:tblGrid>
         <w:gridCol w:w="8965"/>
@@ -3784,7 +3784,6 @@
       <w:tblPr>
         <w:tblStyle w:val="TableGrid"/>
         <w:tblW w:type="dxa" w:w="8965"/>
-        <w:tblLook w:firstColumn="1" w:firstRow="1" w:lastColumn="0" w:lastRow="0" w:noHBand="0" w:noVBand="1" w:val="04A0"/>
         <w:tblBorders>
           <w:top w:val="dashed" w:sz="8" w:space="0" w:color="BF8F00"/>
           <w:left w:val="dashed" w:sz="8" w:space="0" w:color="BF8F00"/>
@@ -3794,6 +3793,7 @@
           <w:insideV w:val="dashed" w:sz="8" w:space="0" w:color="BF8F00"/>
         </w:tblBorders>
         <w:tblLayout w:type="fixed"/>
+        <w:tblLook w:firstColumn="1" w:firstRow="1" w:lastColumn="0" w:lastRow="0" w:noHBand="0" w:noVBand="1" w:val="04A0"/>
       </w:tblPr>
       <w:tblGrid>
         <w:gridCol w:w="8965"/>
